--- a/back/src/static/todoSilver/Política de Garantía.docx
+++ b/back/src/static/todoSilver/Política de Garantía.docx
@@ -1,6 +1,6 @@
 
 <file path=word/document.xml><?xml version="1.0" encoding="utf-8"?>
-<w:document xmlns:wpc="http://schemas.microsoft.com/office/word/2010/wordprocessingCanvas" xmlns:cx="http://schemas.microsoft.com/office/drawing/2014/chartex" xmlns:cx1="http://schemas.microsoft.com/office/drawing/2015/9/8/chartex" xmlns:cx2="http://schemas.microsoft.com/office/drawing/2015/10/21/chartex" xmlns:cx3="http://schemas.microsoft.com/office/drawing/2016/5/9/chartex" xmlns:cx4="http://schemas.microsoft.com/office/drawing/2016/5/10/chartex" xmlns:cx5="http://schemas.microsoft.com/office/drawing/2016/5/11/chartex" xmlns:cx6="http://schemas.microsoft.com/office/drawing/2016/5/12/chartex" xmlns:cx7="http://schemas.microsoft.com/office/drawing/2016/5/13/chartex" xmlns:cx8="http://schemas.microsoft.com/office/drawing/2016/5/14/chartex" xmlns:mc="http://schemas.openxmlformats.org/markup-compatibility/2006" xmlns:aink="http://schemas.microsoft.com/office/drawing/2016/ink" xmlns:am3d="http://schemas.microsoft.com/office/drawing/2017/model3d" xmlns:o="urn:schemas-microsoft-com:office:office" xmlns:oel="http://schemas.microsoft.com/office/2019/extlst" xmlns:r="http://schemas.openxmlformats.org/officeDocument/2006/relationships" xmlns:m="http://schemas.openxmlformats.org/officeDocument/2006/math" xmlns:v="urn:schemas-microsoft-com:vml" xmlns:wp14="http://schemas.microsoft.com/office/word/2010/wordprocessingDrawing" xmlns:wp="http://schemas.openxmlformats.org/drawingml/2006/wordprocessingDrawing" xmlns:w10="urn:schemas-microsoft-com:office:word" xmlns:w="http://schemas.openxmlformats.org/wordprocessingml/2006/main" xmlns:w14="http://schemas.microsoft.com/office/word/2010/wordml" xmlns:w15="http://schemas.microsoft.com/office/word/2012/wordml" xmlns:w16cex="http://schemas.microsoft.com/office/word/2018/wordml/cex" xmlns:w16cid="http://schemas.microsoft.com/office/word/2016/wordml/cid" xmlns:w16="http://schemas.microsoft.com/office/word/2018/wordml" xmlns:w16du="http://schemas.microsoft.com/office/word/2023/wordml/word16du" xmlns:w16sdtdh="http://schemas.microsoft.com/office/word/2020/wordml/sdtdatahash" xmlns:w16sdtfl="http://schemas.microsoft.com/office/word/2024/wordml/sdtformatlock" xmlns:w16se="http://schemas.microsoft.com/office/word/2015/wordml/symex" xmlns:wpg="http://schemas.microsoft.com/office/word/2010/wordprocessingGroup" xmlns:wpi="http://schemas.microsoft.com/office/word/2010/wordprocessingInk" xmlns:wne="http://schemas.microsoft.com/office/word/2006/wordml" xmlns:wps="http://schemas.microsoft.com/office/word/2010/wordprocessingShape" mc:Ignorable="w14 w15 w16se w16cid w16 w16cex w16sdtdh w16sdtfl w16du wp14">
+<w:document xmlns:wpc="http://schemas.microsoft.com/office/word/2010/wordprocessingCanvas" xmlns:cx="http://schemas.microsoft.com/office/drawing/2014/chartex" xmlns:cx1="http://schemas.microsoft.com/office/drawing/2015/9/8/chartex" xmlns:cx2="http://schemas.microsoft.com/office/drawing/2015/10/21/chartex" xmlns:cx3="http://schemas.microsoft.com/office/drawing/2016/5/9/chartex" xmlns:cx4="http://schemas.microsoft.com/office/drawing/2016/5/10/chartex" xmlns:cx5="http://schemas.microsoft.com/office/drawing/2016/5/11/chartex" xmlns:cx6="http://schemas.microsoft.com/office/drawing/2016/5/12/chartex" xmlns:cx7="http://schemas.microsoft.com/office/drawing/2016/5/13/chartex" xmlns:cx8="http://schemas.microsoft.com/office/drawing/2016/5/14/chartex" xmlns:mc="http://schemas.openxmlformats.org/markup-compatibility/2006" xmlns:aink="http://schemas.microsoft.com/office/drawing/2016/ink" xmlns:am3d="http://schemas.microsoft.com/office/drawing/2017/model3d" xmlns:o="urn:schemas-microsoft-com:office:office" xmlns:oel="http://schemas.microsoft.com/office/2019/extlst" xmlns:r="http://schemas.openxmlformats.org/officeDocument/2006/relationships" xmlns:m="http://schemas.openxmlformats.org/officeDocument/2006/math" xmlns:v="urn:schemas-microsoft-com:vml" xmlns:wp14="http://schemas.microsoft.com/office/word/2010/wordprocessingDrawing" xmlns:wp="http://schemas.openxmlformats.org/drawingml/2006/wordprocessingDrawing" xmlns:w10="urn:schemas-microsoft-com:office:word" xmlns:w="http://schemas.openxmlformats.org/wordprocessingml/2006/main" xmlns:w14="http://schemas.microsoft.com/office/word/2010/wordml" xmlns:w15="http://schemas.microsoft.com/office/word/2012/wordml" xmlns:w16cei="http://schemas.microsoft.com/office/word/2026/wordml/cei" xmlns:w16cex="http://schemas.microsoft.com/office/word/2018/wordml/cex" xmlns:w16cid="http://schemas.microsoft.com/office/word/2016/wordml/cid" xmlns:w16="http://schemas.microsoft.com/office/word/2018/wordml" xmlns:w16du="http://schemas.microsoft.com/office/word/2023/wordml/word16du" xmlns:w16sdtdh="http://schemas.microsoft.com/office/word/2020/wordml/sdtdatahash" xmlns:w16sdtfl="http://schemas.microsoft.com/office/word/2024/wordml/sdtformatlock" xmlns:w16se="http://schemas.microsoft.com/office/word/2015/wordml/symex" xmlns:wpg="http://schemas.microsoft.com/office/word/2010/wordprocessingGroup" xmlns:wpi="http://schemas.microsoft.com/office/word/2010/wordprocessingInk" xmlns:wne="http://schemas.microsoft.com/office/word/2006/wordml" xmlns:wps="http://schemas.microsoft.com/office/word/2010/wordprocessingShape" mc:Ignorable="w14 w15 w16se w16cid w16 w16cex w16sdtdh w16sdtfl w16du wp14">
   <w:body>
     <w:p>
       <w:pPr>
@@ -7053,12 +7053,21 @@
         </w:rPr>
         <w:t xml:space="preserve"> </w:t>
       </w:r>
-      <w:r>
-        <w:rPr>
-          <w:b/>
-          <w:spacing w:val="-6"/>
-        </w:rPr>
-        <w:t xml:space="preserve">ticket </w:t>
+      <w:proofErr w:type="gramStart"/>
+      <w:r>
+        <w:rPr>
+          <w:b/>
+          <w:spacing w:val="-6"/>
+        </w:rPr>
+        <w:t>ticket</w:t>
+      </w:r>
+      <w:proofErr w:type="gramEnd"/>
+      <w:r>
+        <w:rPr>
+          <w:b/>
+          <w:spacing w:val="-6"/>
+        </w:rPr>
+        <w:t xml:space="preserve"> </w:t>
       </w:r>
       <w:r>
         <w:rPr>
@@ -7612,11 +7621,19 @@
         </w:rPr>
         <w:t xml:space="preserve"> </w:t>
       </w:r>
-      <w:r>
-        <w:rPr>
-          <w:spacing w:val="-6"/>
-        </w:rPr>
-        <w:t>ticket,</w:t>
+      <w:proofErr w:type="gramStart"/>
+      <w:r>
+        <w:rPr>
+          <w:spacing w:val="-6"/>
+        </w:rPr>
+        <w:t>ticket</w:t>
+      </w:r>
+      <w:proofErr w:type="gramEnd"/>
+      <w:r>
+        <w:rPr>
+          <w:spacing w:val="-6"/>
+        </w:rPr>
+        <w:t>,</w:t>
       </w:r>
       <w:r>
         <w:rPr>
@@ -7954,8 +7971,13 @@
         </w:rPr>
         <w:t xml:space="preserve"> </w:t>
       </w:r>
-      <w:r>
-        <w:t>ticket.</w:t>
+      <w:proofErr w:type="gramStart"/>
+      <w:r>
+        <w:t>ticket</w:t>
+      </w:r>
+      <w:proofErr w:type="gramEnd"/>
+      <w:r>
+        <w:t>.</w:t>
       </w:r>
     </w:p>
     <w:p>
@@ -11842,12 +11864,14 @@
         </w:rPr>
         <w:t xml:space="preserve"> </w:t>
       </w:r>
+      <w:proofErr w:type="gramStart"/>
       <w:r>
         <w:rPr>
           <w:spacing w:val="-8"/>
         </w:rPr>
         <w:t>o</w:t>
       </w:r>
+      <w:proofErr w:type="gramEnd"/>
       <w:r>
         <w:rPr>
           <w:spacing w:val="-10"/>
@@ -20930,7 +20954,7 @@
           </mc:Choice>
           <mc:Fallback>
             <w:pict>
-              <v:group w14:anchorId="64C28C2B" id="Group 4" o:spid="_x0000_s1026" style="width:154.6pt;height:.6pt;mso-position-horizontal-relative:char;mso-position-vertical-relative:line" coordsize="19634,76" o:gfxdata="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">
+              <v:group w14:anchorId="554B3C24" id="Group 4" o:spid="_x0000_s1026" style="width:154.6pt;height:.6pt;mso-position-horizontal-relative:char;mso-position-vertical-relative:line" coordsize="19634,76" o:gfxdata="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">
                 <v:shape id="Graphic 5" o:spid="_x0000_s1027" style="position:absolute;top:35;width:19634;height:13;visibility:visible;mso-wrap-style:square;v-text-anchor:top" coordsize="1963420,1270" o:gfxdata="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" path="m,l1962912,e" filled="f" strokeweight=".19636mm">
                   <v:path arrowok="t"/>
                 </v:shape>
@@ -21022,7 +21046,7 @@
           </mc:Choice>
           <mc:Fallback>
             <w:pict>
-              <v:group w14:anchorId="2A984D11" id="Group 6" o:spid="_x0000_s1026" style="width:154.6pt;height:.6pt;mso-position-horizontal-relative:char;mso-position-vertical-relative:line" coordsize="19634,76" o:gfxdata="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">
+              <v:group w14:anchorId="70450476" id="Group 6" o:spid="_x0000_s1026" style="width:154.6pt;height:.6pt;mso-position-horizontal-relative:char;mso-position-vertical-relative:line" coordsize="19634,76" o:gfxdata="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">
                 <v:shape id="Graphic 7" o:spid="_x0000_s1027" style="position:absolute;top:35;width:19634;height:13;visibility:visible;mso-wrap-style:square;v-text-anchor:top" coordsize="1963420,1270" o:gfxdata="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" path="m,l1962912,e" filled="f" strokeweight=".19636mm">
                   <v:path arrowok="t"/>
                 </v:shape>
@@ -21053,6 +21077,8 @@
         <w:rPr>
           <w:rFonts w:ascii="Tahoma" w:hAnsi="Tahoma"/>
           <w:b/>
+          <w:sz w:val="24"/>
+          <w:szCs w:val="24"/>
         </w:rPr>
       </w:pPr>
       <w:r>
@@ -21060,6 +21086,8 @@
           <w:rFonts w:ascii="Tahoma" w:hAnsi="Tahoma"/>
           <w:b/>
           <w:w w:val="85"/>
+          <w:sz w:val="24"/>
+          <w:szCs w:val="24"/>
         </w:rPr>
         <w:t>{{</w:t>
       </w:r>
@@ -21069,6 +21097,8 @@
           <w:rFonts w:ascii="Tahoma" w:hAnsi="Tahoma"/>
           <w:b/>
           <w:w w:val="85"/>
+          <w:sz w:val="24"/>
+          <w:szCs w:val="24"/>
         </w:rPr>
         <w:t>RepresentanteLegal</w:t>
       </w:r>
@@ -21078,6 +21108,8 @@
           <w:rFonts w:ascii="Tahoma" w:hAnsi="Tahoma"/>
           <w:b/>
           <w:w w:val="85"/>
+          <w:sz w:val="24"/>
+          <w:szCs w:val="24"/>
         </w:rPr>
         <w:t>}}</w:t>
       </w:r>
@@ -21223,7 +21255,7 @@
       </w:r>
       <w:proofErr w:type="spellStart"/>
       <w:r>
-        <w:t>NombreCompleto</w:t>
+        <w:t>ContratistaFirmaNombre</w:t>
       </w:r>
       <w:proofErr w:type="spellEnd"/>
       <w:r>
@@ -21233,42 +21265,94 @@
     <w:p>
       <w:pPr>
         <w:pStyle w:val="Ttulo2"/>
+        <w:spacing w:before="25"/>
       </w:pPr>
       <w:r>
         <w:t>{{</w:t>
       </w:r>
       <w:proofErr w:type="spellStart"/>
       <w:r>
-        <w:t>TipoDocumento</w:t>
+        <w:t>ContratistaFirmaDocumento</w:t>
       </w:r>
       <w:proofErr w:type="spellEnd"/>
       <w:r>
         <w:t>}}</w:t>
       </w:r>
-      <w:r>
-        <w:rPr>
-          <w:spacing w:val="-7"/>
-        </w:rPr>
-        <w:t xml:space="preserve"> </w:t>
-      </w:r>
-      <w:r>
-        <w:rPr>
-          <w:spacing w:val="-2"/>
-        </w:rPr>
+    </w:p>
+    <w:p>
+      <w:pPr>
+        <w:pStyle w:val="Ttulo2"/>
+        <w:spacing w:before="25"/>
+      </w:pPr>
+      <w:r>
+        <w:t>{{#ContratistaFirmaNit}}</w:t>
+      </w:r>
+    </w:p>
+    <w:p>
+      <w:pPr>
+        <w:pStyle w:val="Ttulo2"/>
+        <w:spacing w:before="25"/>
+      </w:pPr>
+      <w:r>
         <w:t>{{</w:t>
       </w:r>
       <w:proofErr w:type="spellStart"/>
       <w:r>
-        <w:rPr>
-          <w:spacing w:val="-2"/>
-        </w:rPr>
-        <w:t>NumeroDocumento</w:t>
+        <w:t>ContratistaFirmaCargo</w:t>
       </w:r>
       <w:proofErr w:type="spellEnd"/>
       <w:r>
-        <w:rPr>
-          <w:spacing w:val="-2"/>
-        </w:rPr>
+        <w:t>}}</w:t>
+      </w:r>
+    </w:p>
+    <w:p>
+      <w:pPr>
+        <w:pStyle w:val="Ttulo2"/>
+        <w:spacing w:before="25"/>
+      </w:pPr>
+      <w:r>
+        <w:t>{{</w:t>
+      </w:r>
+      <w:proofErr w:type="spellStart"/>
+      <w:r>
+        <w:t>ContratistaRazonSocial</w:t>
+      </w:r>
+      <w:proofErr w:type="spellEnd"/>
+      <w:r>
+        <w:t>}}</w:t>
+      </w:r>
+    </w:p>
+    <w:p>
+      <w:pPr>
+        <w:pStyle w:val="Ttulo2"/>
+        <w:spacing w:before="25"/>
+      </w:pPr>
+      <w:r>
+        <w:t>NIT. {{</w:t>
+      </w:r>
+      <w:proofErr w:type="spellStart"/>
+      <w:r>
+        <w:t>ContratistaFirmaNit</w:t>
+      </w:r>
+      <w:proofErr w:type="spellEnd"/>
+      <w:r>
+        <w:t>}}</w:t>
+      </w:r>
+    </w:p>
+    <w:p>
+      <w:pPr>
+        <w:pStyle w:val="Ttulo2"/>
+        <w:spacing w:before="25"/>
+      </w:pPr>
+      <w:r>
+        <w:t>{{/</w:t>
+      </w:r>
+      <w:proofErr w:type="spellStart"/>
+      <w:r>
+        <w:t>ContratistaFirmaNit</w:t>
+      </w:r>
+      <w:proofErr w:type="spellEnd"/>
+      <w:r>
         <w:t>}}</w:t>
       </w:r>
     </w:p>
@@ -21286,7 +21370,7 @@
 </file>
 
 <file path=word/endnotes.xml><?xml version="1.0" encoding="utf-8"?>
-<w:endnotes xmlns:wpc="http://schemas.microsoft.com/office/word/2010/wordprocessingCanvas" xmlns:cx="http://schemas.microsoft.com/office/drawing/2014/chartex" xmlns:cx1="http://schemas.microsoft.com/office/drawing/2015/9/8/chartex" xmlns:cx2="http://schemas.microsoft.com/office/drawing/2015/10/21/chartex" xmlns:cx3="http://schemas.microsoft.com/office/drawing/2016/5/9/chartex" xmlns:cx4="http://schemas.microsoft.com/office/drawing/2016/5/10/chartex" xmlns:cx5="http://schemas.microsoft.com/office/drawing/2016/5/11/chartex" xmlns:cx6="http://schemas.microsoft.com/office/drawing/2016/5/12/chartex" xmlns:cx7="http://schemas.microsoft.com/office/drawing/2016/5/13/chartex" xmlns:cx8="http://schemas.microsoft.com/office/drawing/2016/5/14/chartex" xmlns:mc="http://schemas.openxmlformats.org/markup-compatibility/2006" xmlns:aink="http://schemas.microsoft.com/office/drawing/2016/ink" xmlns:am3d="http://schemas.microsoft.com/office/drawing/2017/model3d" xmlns:o="urn:schemas-microsoft-com:office:office" xmlns:oel="http://schemas.microsoft.com/office/2019/extlst" xmlns:r="http://schemas.openxmlformats.org/officeDocument/2006/relationships" xmlns:m="http://schemas.openxmlformats.org/officeDocument/2006/math" xmlns:v="urn:schemas-microsoft-com:vml" xmlns:wp14="http://schemas.microsoft.com/office/word/2010/wordprocessingDrawing" xmlns:wp="http://schemas.openxmlformats.org/drawingml/2006/wordprocessingDrawing" xmlns:w10="urn:schemas-microsoft-com:office:word" xmlns:w="http://schemas.openxmlformats.org/wordprocessingml/2006/main" xmlns:w14="http://schemas.microsoft.com/office/word/2010/wordml" xmlns:w15="http://schemas.microsoft.com/office/word/2012/wordml" xmlns:w16cex="http://schemas.microsoft.com/office/word/2018/wordml/cex" xmlns:w16cid="http://schemas.microsoft.com/office/word/2016/wordml/cid" xmlns:w16="http://schemas.microsoft.com/office/word/2018/wordml" xmlns:w16du="http://schemas.microsoft.com/office/word/2023/wordml/word16du" xmlns:w16sdtdh="http://schemas.microsoft.com/office/word/2020/wordml/sdtdatahash" xmlns:w16sdtfl="http://schemas.microsoft.com/office/word/2024/wordml/sdtformatlock" xmlns:w16se="http://schemas.microsoft.com/office/word/2015/wordml/symex" xmlns:wpg="http://schemas.microsoft.com/office/word/2010/wordprocessingGroup" xmlns:wpi="http://schemas.microsoft.com/office/word/2010/wordprocessingInk" xmlns:wne="http://schemas.microsoft.com/office/word/2006/wordml" xmlns:wps="http://schemas.microsoft.com/office/word/2010/wordprocessingShape" mc:Ignorable="w14 w15 w16se w16cid w16 w16cex w16sdtdh w16sdtfl w16du wp14">
+<w:endnotes xmlns:wpc="http://schemas.microsoft.com/office/word/2010/wordprocessingCanvas" xmlns:cx="http://schemas.microsoft.com/office/drawing/2014/chartex" xmlns:cx1="http://schemas.microsoft.com/office/drawing/2015/9/8/chartex" xmlns:cx2="http://schemas.microsoft.com/office/drawing/2015/10/21/chartex" xmlns:cx3="http://schemas.microsoft.com/office/drawing/2016/5/9/chartex" xmlns:cx4="http://schemas.microsoft.com/office/drawing/2016/5/10/chartex" xmlns:cx5="http://schemas.microsoft.com/office/drawing/2016/5/11/chartex" xmlns:cx6="http://schemas.microsoft.com/office/drawing/2016/5/12/chartex" xmlns:cx7="http://schemas.microsoft.com/office/drawing/2016/5/13/chartex" xmlns:cx8="http://schemas.microsoft.com/office/drawing/2016/5/14/chartex" xmlns:mc="http://schemas.openxmlformats.org/markup-compatibility/2006" xmlns:aink="http://schemas.microsoft.com/office/drawing/2016/ink" xmlns:am3d="http://schemas.microsoft.com/office/drawing/2017/model3d" xmlns:o="urn:schemas-microsoft-com:office:office" xmlns:oel="http://schemas.microsoft.com/office/2019/extlst" xmlns:r="http://schemas.openxmlformats.org/officeDocument/2006/relationships" xmlns:m="http://schemas.openxmlformats.org/officeDocument/2006/math" xmlns:v="urn:schemas-microsoft-com:vml" xmlns:wp14="http://schemas.microsoft.com/office/word/2010/wordprocessingDrawing" xmlns:wp="http://schemas.openxmlformats.org/drawingml/2006/wordprocessingDrawing" xmlns:w10="urn:schemas-microsoft-com:office:word" xmlns:w="http://schemas.openxmlformats.org/wordprocessingml/2006/main" xmlns:w14="http://schemas.microsoft.com/office/word/2010/wordml" xmlns:w15="http://schemas.microsoft.com/office/word/2012/wordml" xmlns:w16cei="http://schemas.microsoft.com/office/word/2026/wordml/cei" xmlns:w16cex="http://schemas.microsoft.com/office/word/2018/wordml/cex" xmlns:w16cid="http://schemas.microsoft.com/office/word/2016/wordml/cid" xmlns:w16="http://schemas.microsoft.com/office/word/2018/wordml" xmlns:w16du="http://schemas.microsoft.com/office/word/2023/wordml/word16du" xmlns:w16sdtdh="http://schemas.microsoft.com/office/word/2020/wordml/sdtdatahash" xmlns:w16sdtfl="http://schemas.microsoft.com/office/word/2024/wordml/sdtformatlock" xmlns:w16se="http://schemas.microsoft.com/office/word/2015/wordml/symex" xmlns:wpg="http://schemas.microsoft.com/office/word/2010/wordprocessingGroup" xmlns:wpi="http://schemas.microsoft.com/office/word/2010/wordprocessingInk" xmlns:wne="http://schemas.microsoft.com/office/word/2006/wordml" xmlns:wps="http://schemas.microsoft.com/office/word/2010/wordprocessingShape" mc:Ignorable="w14 w15 w16se w16cid w16 w16cex w16sdtdh w16sdtfl w16du wp14">
   <w:endnote w:type="separator" w:id="-1">
     <w:p>
       <w:r>
@@ -21305,7 +21389,7 @@
 </file>
 
 <file path=word/footer1.xml><?xml version="1.0" encoding="utf-8"?>
-<w:ftr xmlns:wpc="http://schemas.microsoft.com/office/word/2010/wordprocessingCanvas" xmlns:cx="http://schemas.microsoft.com/office/drawing/2014/chartex" xmlns:cx1="http://schemas.microsoft.com/office/drawing/2015/9/8/chartex" xmlns:cx2="http://schemas.microsoft.com/office/drawing/2015/10/21/chartex" xmlns:cx3="http://schemas.microsoft.com/office/drawing/2016/5/9/chartex" xmlns:cx4="http://schemas.microsoft.com/office/drawing/2016/5/10/chartex" xmlns:cx5="http://schemas.microsoft.com/office/drawing/2016/5/11/chartex" xmlns:cx6="http://schemas.microsoft.com/office/drawing/2016/5/12/chartex" xmlns:cx7="http://schemas.microsoft.com/office/drawing/2016/5/13/chartex" xmlns:cx8="http://schemas.microsoft.com/office/drawing/2016/5/14/chartex" xmlns:mc="http://schemas.openxmlformats.org/markup-compatibility/2006" xmlns:aink="http://schemas.microsoft.com/office/drawing/2016/ink" xmlns:am3d="http://schemas.microsoft.com/office/drawing/2017/model3d" xmlns:o="urn:schemas-microsoft-com:office:office" xmlns:oel="http://schemas.microsoft.com/office/2019/extlst" xmlns:r="http://schemas.openxmlformats.org/officeDocument/2006/relationships" xmlns:m="http://schemas.openxmlformats.org/officeDocument/2006/math" xmlns:v="urn:schemas-microsoft-com:vml" xmlns:wp14="http://schemas.microsoft.com/office/word/2010/wordprocessingDrawing" xmlns:wp="http://schemas.openxmlformats.org/drawingml/2006/wordprocessingDrawing" xmlns:w10="urn:schemas-microsoft-com:office:word" xmlns:w="http://schemas.openxmlformats.org/wordprocessingml/2006/main" xmlns:w14="http://schemas.microsoft.com/office/word/2010/wordml" xmlns:w15="http://schemas.microsoft.com/office/word/2012/wordml" xmlns:w16cex="http://schemas.microsoft.com/office/word/2018/wordml/cex" xmlns:w16cid="http://schemas.microsoft.com/office/word/2016/wordml/cid" xmlns:w16="http://schemas.microsoft.com/office/word/2018/wordml" xmlns:w16du="http://schemas.microsoft.com/office/word/2023/wordml/word16du" xmlns:w16sdtdh="http://schemas.microsoft.com/office/word/2020/wordml/sdtdatahash" xmlns:w16sdtfl="http://schemas.microsoft.com/office/word/2024/wordml/sdtformatlock" xmlns:w16se="http://schemas.microsoft.com/office/word/2015/wordml/symex" xmlns:wpg="http://schemas.microsoft.com/office/word/2010/wordprocessingGroup" xmlns:wpi="http://schemas.microsoft.com/office/word/2010/wordprocessingInk" xmlns:wne="http://schemas.microsoft.com/office/word/2006/wordml" xmlns:wps="http://schemas.microsoft.com/office/word/2010/wordprocessingShape" mc:Ignorable="w14 w15 w16se w16cid w16 w16cex w16sdtdh w16sdtfl w16du wp14">
+<w:ftr xmlns:wpc="http://schemas.microsoft.com/office/word/2010/wordprocessingCanvas" xmlns:cx="http://schemas.microsoft.com/office/drawing/2014/chartex" xmlns:cx1="http://schemas.microsoft.com/office/drawing/2015/9/8/chartex" xmlns:cx2="http://schemas.microsoft.com/office/drawing/2015/10/21/chartex" xmlns:cx3="http://schemas.microsoft.com/office/drawing/2016/5/9/chartex" xmlns:cx4="http://schemas.microsoft.com/office/drawing/2016/5/10/chartex" xmlns:cx5="http://schemas.microsoft.com/office/drawing/2016/5/11/chartex" xmlns:cx6="http://schemas.microsoft.com/office/drawing/2016/5/12/chartex" xmlns:cx7="http://schemas.microsoft.com/office/drawing/2016/5/13/chartex" xmlns:cx8="http://schemas.microsoft.com/office/drawing/2016/5/14/chartex" xmlns:mc="http://schemas.openxmlformats.org/markup-compatibility/2006" xmlns:aink="http://schemas.microsoft.com/office/drawing/2016/ink" xmlns:am3d="http://schemas.microsoft.com/office/drawing/2017/model3d" xmlns:o="urn:schemas-microsoft-com:office:office" xmlns:oel="http://schemas.microsoft.com/office/2019/extlst" xmlns:r="http://schemas.openxmlformats.org/officeDocument/2006/relationships" xmlns:m="http://schemas.openxmlformats.org/officeDocument/2006/math" xmlns:v="urn:schemas-microsoft-com:vml" xmlns:wp14="http://schemas.microsoft.com/office/word/2010/wordprocessingDrawing" xmlns:wp="http://schemas.openxmlformats.org/drawingml/2006/wordprocessingDrawing" xmlns:w10="urn:schemas-microsoft-com:office:word" xmlns:w="http://schemas.openxmlformats.org/wordprocessingml/2006/main" xmlns:w14="http://schemas.microsoft.com/office/word/2010/wordml" xmlns:w15="http://schemas.microsoft.com/office/word/2012/wordml" xmlns:w16cei="http://schemas.microsoft.com/office/word/2026/wordml/cei" xmlns:w16cex="http://schemas.microsoft.com/office/word/2018/wordml/cex" xmlns:w16cid="http://schemas.microsoft.com/office/word/2016/wordml/cid" xmlns:w16="http://schemas.microsoft.com/office/word/2018/wordml" xmlns:w16du="http://schemas.microsoft.com/office/word/2023/wordml/word16du" xmlns:w16sdtdh="http://schemas.microsoft.com/office/word/2020/wordml/sdtdatahash" xmlns:w16sdtfl="http://schemas.microsoft.com/office/word/2024/wordml/sdtformatlock" xmlns:w16se="http://schemas.microsoft.com/office/word/2015/wordml/symex" xmlns:wpg="http://schemas.microsoft.com/office/word/2010/wordprocessingGroup" xmlns:wpi="http://schemas.microsoft.com/office/word/2010/wordprocessingInk" xmlns:wne="http://schemas.microsoft.com/office/word/2006/wordml" xmlns:wps="http://schemas.microsoft.com/office/word/2010/wordprocessingShape" mc:Ignorable="w14 w15 w16se w16cid w16 w16cex w16sdtdh w16sdtfl w16du wp14">
   <w:p>
     <w:pPr>
       <w:pStyle w:val="Textoindependiente"/>
@@ -21639,7 +21723,7 @@
 </file>
 
 <file path=word/footnotes.xml><?xml version="1.0" encoding="utf-8"?>
-<w:footnotes xmlns:wpc="http://schemas.microsoft.com/office/word/2010/wordprocessingCanvas" xmlns:cx="http://schemas.microsoft.com/office/drawing/2014/chartex" xmlns:cx1="http://schemas.microsoft.com/office/drawing/2015/9/8/chartex" xmlns:cx2="http://schemas.microsoft.com/office/drawing/2015/10/21/chartex" xmlns:cx3="http://schemas.microsoft.com/office/drawing/2016/5/9/chartex" xmlns:cx4="http://schemas.microsoft.com/office/drawing/2016/5/10/chartex" xmlns:cx5="http://schemas.microsoft.com/office/drawing/2016/5/11/chartex" xmlns:cx6="http://schemas.microsoft.com/office/drawing/2016/5/12/chartex" xmlns:cx7="http://schemas.microsoft.com/office/drawing/2016/5/13/chartex" xmlns:cx8="http://schemas.microsoft.com/office/drawing/2016/5/14/chartex" xmlns:mc="http://schemas.openxmlformats.org/markup-compatibility/2006" xmlns:aink="http://schemas.microsoft.com/office/drawing/2016/ink" xmlns:am3d="http://schemas.microsoft.com/office/drawing/2017/model3d" xmlns:o="urn:schemas-microsoft-com:office:office" xmlns:oel="http://schemas.microsoft.com/office/2019/extlst" xmlns:r="http://schemas.openxmlformats.org/officeDocument/2006/relationships" xmlns:m="http://schemas.openxmlformats.org/officeDocument/2006/math" xmlns:v="urn:schemas-microsoft-com:vml" xmlns:wp14="http://schemas.microsoft.com/office/word/2010/wordprocessingDrawing" xmlns:wp="http://schemas.openxmlformats.org/drawingml/2006/wordprocessingDrawing" xmlns:w10="urn:schemas-microsoft-com:office:word" xmlns:w="http://schemas.openxmlformats.org/wordprocessingml/2006/main" xmlns:w14="http://schemas.microsoft.com/office/word/2010/wordml" xmlns:w15="http://schemas.microsoft.com/office/word/2012/wordml" xmlns:w16cex="http://schemas.microsoft.com/office/word/2018/wordml/cex" xmlns:w16cid="http://schemas.microsoft.com/office/word/2016/wordml/cid" xmlns:w16="http://schemas.microsoft.com/office/word/2018/wordml" xmlns:w16du="http://schemas.microsoft.com/office/word/2023/wordml/word16du" xmlns:w16sdtdh="http://schemas.microsoft.com/office/word/2020/wordml/sdtdatahash" xmlns:w16sdtfl="http://schemas.microsoft.com/office/word/2024/wordml/sdtformatlock" xmlns:w16se="http://schemas.microsoft.com/office/word/2015/wordml/symex" xmlns:wpg="http://schemas.microsoft.com/office/word/2010/wordprocessingGroup" xmlns:wpi="http://schemas.microsoft.com/office/word/2010/wordprocessingInk" xmlns:wne="http://schemas.microsoft.com/office/word/2006/wordml" xmlns:wps="http://schemas.microsoft.com/office/word/2010/wordprocessingShape" mc:Ignorable="w14 w15 w16se w16cid w16 w16cex w16sdtdh w16sdtfl w16du wp14">
+<w:footnotes xmlns:wpc="http://schemas.microsoft.com/office/word/2010/wordprocessingCanvas" xmlns:cx="http://schemas.microsoft.com/office/drawing/2014/chartex" xmlns:cx1="http://schemas.microsoft.com/office/drawing/2015/9/8/chartex" xmlns:cx2="http://schemas.microsoft.com/office/drawing/2015/10/21/chartex" xmlns:cx3="http://schemas.microsoft.com/office/drawing/2016/5/9/chartex" xmlns:cx4="http://schemas.microsoft.com/office/drawing/2016/5/10/chartex" xmlns:cx5="http://schemas.microsoft.com/office/drawing/2016/5/11/chartex" xmlns:cx6="http://schemas.microsoft.com/office/drawing/2016/5/12/chartex" xmlns:cx7="http://schemas.microsoft.com/office/drawing/2016/5/13/chartex" xmlns:cx8="http://schemas.microsoft.com/office/drawing/2016/5/14/chartex" xmlns:mc="http://schemas.openxmlformats.org/markup-compatibility/2006" xmlns:aink="http://schemas.microsoft.com/office/drawing/2016/ink" xmlns:am3d="http://schemas.microsoft.com/office/drawing/2017/model3d" xmlns:o="urn:schemas-microsoft-com:office:office" xmlns:oel="http://schemas.microsoft.com/office/2019/extlst" xmlns:r="http://schemas.openxmlformats.org/officeDocument/2006/relationships" xmlns:m="http://schemas.openxmlformats.org/officeDocument/2006/math" xmlns:v="urn:schemas-microsoft-com:vml" xmlns:wp14="http://schemas.microsoft.com/office/word/2010/wordprocessingDrawing" xmlns:wp="http://schemas.openxmlformats.org/drawingml/2006/wordprocessingDrawing" xmlns:w10="urn:schemas-microsoft-com:office:word" xmlns:w="http://schemas.openxmlformats.org/wordprocessingml/2006/main" xmlns:w14="http://schemas.microsoft.com/office/word/2010/wordml" xmlns:w15="http://schemas.microsoft.com/office/word/2012/wordml" xmlns:w16cei="http://schemas.microsoft.com/office/word/2026/wordml/cei" xmlns:w16cex="http://schemas.microsoft.com/office/word/2018/wordml/cex" xmlns:w16cid="http://schemas.microsoft.com/office/word/2016/wordml/cid" xmlns:w16="http://schemas.microsoft.com/office/word/2018/wordml" xmlns:w16du="http://schemas.microsoft.com/office/word/2023/wordml/word16du" xmlns:w16sdtdh="http://schemas.microsoft.com/office/word/2020/wordml/sdtdatahash" xmlns:w16sdtfl="http://schemas.microsoft.com/office/word/2024/wordml/sdtformatlock" xmlns:w16se="http://schemas.microsoft.com/office/word/2015/wordml/symex" xmlns:wpg="http://schemas.microsoft.com/office/word/2010/wordprocessingGroup" xmlns:wpi="http://schemas.microsoft.com/office/word/2010/wordprocessingInk" xmlns:wne="http://schemas.microsoft.com/office/word/2006/wordml" xmlns:wps="http://schemas.microsoft.com/office/word/2010/wordprocessingShape" mc:Ignorable="w14 w15 w16se w16cid w16 w16cex w16sdtdh w16sdtfl w16du wp14">
   <w:footnote w:type="separator" w:id="-1">
     <w:p>
       <w:r>
@@ -21658,7 +21742,7 @@
 </file>
 
 <file path=word/header1.xml><?xml version="1.0" encoding="utf-8"?>
-<w:hdr xmlns:wpc="http://schemas.microsoft.com/office/word/2010/wordprocessingCanvas" xmlns:cx="http://schemas.microsoft.com/office/drawing/2014/chartex" xmlns:cx1="http://schemas.microsoft.com/office/drawing/2015/9/8/chartex" xmlns:cx2="http://schemas.microsoft.com/office/drawing/2015/10/21/chartex" xmlns:cx3="http://schemas.microsoft.com/office/drawing/2016/5/9/chartex" xmlns:cx4="http://schemas.microsoft.com/office/drawing/2016/5/10/chartex" xmlns:cx5="http://schemas.microsoft.com/office/drawing/2016/5/11/chartex" xmlns:cx6="http://schemas.microsoft.com/office/drawing/2016/5/12/chartex" xmlns:cx7="http://schemas.microsoft.com/office/drawing/2016/5/13/chartex" xmlns:cx8="http://schemas.microsoft.com/office/drawing/2016/5/14/chartex" xmlns:mc="http://schemas.openxmlformats.org/markup-compatibility/2006" xmlns:aink="http://schemas.microsoft.com/office/drawing/2016/ink" xmlns:am3d="http://schemas.microsoft.com/office/drawing/2017/model3d" xmlns:o="urn:schemas-microsoft-com:office:office" xmlns:oel="http://schemas.microsoft.com/office/2019/extlst" xmlns:r="http://schemas.openxmlformats.org/officeDocument/2006/relationships" xmlns:m="http://schemas.openxmlformats.org/officeDocument/2006/math" xmlns:v="urn:schemas-microsoft-com:vml" xmlns:wp14="http://schemas.microsoft.com/office/word/2010/wordprocessingDrawing" xmlns:wp="http://schemas.openxmlformats.org/drawingml/2006/wordprocessingDrawing" xmlns:w10="urn:schemas-microsoft-com:office:word" xmlns:w="http://schemas.openxmlformats.org/wordprocessingml/2006/main" xmlns:w14="http://schemas.microsoft.com/office/word/2010/wordml" xmlns:w15="http://schemas.microsoft.com/office/word/2012/wordml" xmlns:w16cex="http://schemas.microsoft.com/office/word/2018/wordml/cex" xmlns:w16cid="http://schemas.microsoft.com/office/word/2016/wordml/cid" xmlns:w16="http://schemas.microsoft.com/office/word/2018/wordml" xmlns:w16du="http://schemas.microsoft.com/office/word/2023/wordml/word16du" xmlns:w16sdtdh="http://schemas.microsoft.com/office/word/2020/wordml/sdtdatahash" xmlns:w16sdtfl="http://schemas.microsoft.com/office/word/2024/wordml/sdtformatlock" xmlns:w16se="http://schemas.microsoft.com/office/word/2015/wordml/symex" xmlns:wpg="http://schemas.microsoft.com/office/word/2010/wordprocessingGroup" xmlns:wpi="http://schemas.microsoft.com/office/word/2010/wordprocessingInk" xmlns:wne="http://schemas.microsoft.com/office/word/2006/wordml" xmlns:wps="http://schemas.microsoft.com/office/word/2010/wordprocessingShape" mc:Ignorable="w14 w15 w16se w16cid w16 w16cex w16sdtdh w16sdtfl w16du wp14">
+<w:hdr xmlns:wpc="http://schemas.microsoft.com/office/word/2010/wordprocessingCanvas" xmlns:cx="http://schemas.microsoft.com/office/drawing/2014/chartex" xmlns:cx1="http://schemas.microsoft.com/office/drawing/2015/9/8/chartex" xmlns:cx2="http://schemas.microsoft.com/office/drawing/2015/10/21/chartex" xmlns:cx3="http://schemas.microsoft.com/office/drawing/2016/5/9/chartex" xmlns:cx4="http://schemas.microsoft.com/office/drawing/2016/5/10/chartex" xmlns:cx5="http://schemas.microsoft.com/office/drawing/2016/5/11/chartex" xmlns:cx6="http://schemas.microsoft.com/office/drawing/2016/5/12/chartex" xmlns:cx7="http://schemas.microsoft.com/office/drawing/2016/5/13/chartex" xmlns:cx8="http://schemas.microsoft.com/office/drawing/2016/5/14/chartex" xmlns:mc="http://schemas.openxmlformats.org/markup-compatibility/2006" xmlns:aink="http://schemas.microsoft.com/office/drawing/2016/ink" xmlns:am3d="http://schemas.microsoft.com/office/drawing/2017/model3d" xmlns:o="urn:schemas-microsoft-com:office:office" xmlns:oel="http://schemas.microsoft.com/office/2019/extlst" xmlns:r="http://schemas.openxmlformats.org/officeDocument/2006/relationships" xmlns:m="http://schemas.openxmlformats.org/officeDocument/2006/math" xmlns:v="urn:schemas-microsoft-com:vml" xmlns:wp14="http://schemas.microsoft.com/office/word/2010/wordprocessingDrawing" xmlns:wp="http://schemas.openxmlformats.org/drawingml/2006/wordprocessingDrawing" xmlns:w10="urn:schemas-microsoft-com:office:word" xmlns:w="http://schemas.openxmlformats.org/wordprocessingml/2006/main" xmlns:w14="http://schemas.microsoft.com/office/word/2010/wordml" xmlns:w15="http://schemas.microsoft.com/office/word/2012/wordml" xmlns:w16cei="http://schemas.microsoft.com/office/word/2026/wordml/cei" xmlns:w16cex="http://schemas.microsoft.com/office/word/2018/wordml/cex" xmlns:w16cid="http://schemas.microsoft.com/office/word/2016/wordml/cid" xmlns:w16="http://schemas.microsoft.com/office/word/2018/wordml" xmlns:w16du="http://schemas.microsoft.com/office/word/2023/wordml/word16du" xmlns:w16sdtdh="http://schemas.microsoft.com/office/word/2020/wordml/sdtdatahash" xmlns:w16sdtfl="http://schemas.microsoft.com/office/word/2024/wordml/sdtformatlock" xmlns:w16se="http://schemas.microsoft.com/office/word/2015/wordml/symex" xmlns:wpg="http://schemas.microsoft.com/office/word/2010/wordprocessingGroup" xmlns:wpi="http://schemas.microsoft.com/office/word/2010/wordprocessingInk" xmlns:wne="http://schemas.microsoft.com/office/word/2006/wordml" xmlns:wps="http://schemas.microsoft.com/office/word/2010/wordprocessingShape" mc:Ignorable="w14 w15 w16se w16cid w16 w16cex w16sdtdh w16sdtfl w16du wp14">
   <w:p>
     <w:pPr>
       <w:pStyle w:val="Textoindependiente"/>
@@ -22491,7 +22575,7 @@
 </file>
 
 <file path=word/numbering.xml><?xml version="1.0" encoding="utf-8"?>
-<w:numbering xmlns:wpc="http://schemas.microsoft.com/office/word/2010/wordprocessingCanvas" xmlns:cx="http://schemas.microsoft.com/office/drawing/2014/chartex" xmlns:cx1="http://schemas.microsoft.com/office/drawing/2015/9/8/chartex" xmlns:cx2="http://schemas.microsoft.com/office/drawing/2015/10/21/chartex" xmlns:cx3="http://schemas.microsoft.com/office/drawing/2016/5/9/chartex" xmlns:cx4="http://schemas.microsoft.com/office/drawing/2016/5/10/chartex" xmlns:cx5="http://schemas.microsoft.com/office/drawing/2016/5/11/chartex" xmlns:cx6="http://schemas.microsoft.com/office/drawing/2016/5/12/chartex" xmlns:cx7="http://schemas.microsoft.com/office/drawing/2016/5/13/chartex" xmlns:cx8="http://schemas.microsoft.com/office/drawing/2016/5/14/chartex" xmlns:mc="http://schemas.openxmlformats.org/markup-compatibility/2006" xmlns:aink="http://schemas.microsoft.com/office/drawing/2016/ink" xmlns:am3d="http://schemas.microsoft.com/office/drawing/2017/model3d" xmlns:o="urn:schemas-microsoft-com:office:office" xmlns:oel="http://schemas.microsoft.com/office/2019/extlst" xmlns:r="http://schemas.openxmlformats.org/officeDocument/2006/relationships" xmlns:m="http://schemas.openxmlformats.org/officeDocument/2006/math" xmlns:v="urn:schemas-microsoft-com:vml" xmlns:wp14="http://schemas.microsoft.com/office/word/2010/wordprocessingDrawing" xmlns:wp="http://schemas.openxmlformats.org/drawingml/2006/wordprocessingDrawing" xmlns:w10="urn:schemas-microsoft-com:office:word" xmlns:w="http://schemas.openxmlformats.org/wordprocessingml/2006/main" xmlns:w14="http://schemas.microsoft.com/office/word/2010/wordml" xmlns:w15="http://schemas.microsoft.com/office/word/2012/wordml" xmlns:w16cex="http://schemas.microsoft.com/office/word/2018/wordml/cex" xmlns:w16cid="http://schemas.microsoft.com/office/word/2016/wordml/cid" xmlns:w16="http://schemas.microsoft.com/office/word/2018/wordml" xmlns:w16du="http://schemas.microsoft.com/office/word/2023/wordml/word16du" xmlns:w16sdtdh="http://schemas.microsoft.com/office/word/2020/wordml/sdtdatahash" xmlns:w16sdtfl="http://schemas.microsoft.com/office/word/2024/wordml/sdtformatlock" xmlns:w16se="http://schemas.microsoft.com/office/word/2015/wordml/symex" xmlns:wpg="http://schemas.microsoft.com/office/word/2010/wordprocessingGroup" xmlns:wpi="http://schemas.microsoft.com/office/word/2010/wordprocessingInk" xmlns:wne="http://schemas.microsoft.com/office/word/2006/wordml" xmlns:wps="http://schemas.microsoft.com/office/word/2010/wordprocessingShape" mc:Ignorable="w14 w15 w16se w16cid w16 w16cex w16sdtdh w16sdtfl w16du wp14">
+<w:numbering xmlns:wpc="http://schemas.microsoft.com/office/word/2010/wordprocessingCanvas" xmlns:cx="http://schemas.microsoft.com/office/drawing/2014/chartex" xmlns:cx1="http://schemas.microsoft.com/office/drawing/2015/9/8/chartex" xmlns:cx2="http://schemas.microsoft.com/office/drawing/2015/10/21/chartex" xmlns:cx3="http://schemas.microsoft.com/office/drawing/2016/5/9/chartex" xmlns:cx4="http://schemas.microsoft.com/office/drawing/2016/5/10/chartex" xmlns:cx5="http://schemas.microsoft.com/office/drawing/2016/5/11/chartex" xmlns:cx6="http://schemas.microsoft.com/office/drawing/2016/5/12/chartex" xmlns:cx7="http://schemas.microsoft.com/office/drawing/2016/5/13/chartex" xmlns:cx8="http://schemas.microsoft.com/office/drawing/2016/5/14/chartex" xmlns:mc="http://schemas.openxmlformats.org/markup-compatibility/2006" xmlns:aink="http://schemas.microsoft.com/office/drawing/2016/ink" xmlns:am3d="http://schemas.microsoft.com/office/drawing/2017/model3d" xmlns:o="urn:schemas-microsoft-com:office:office" xmlns:oel="http://schemas.microsoft.com/office/2019/extlst" xmlns:r="http://schemas.openxmlformats.org/officeDocument/2006/relationships" xmlns:m="http://schemas.openxmlformats.org/officeDocument/2006/math" xmlns:v="urn:schemas-microsoft-com:vml" xmlns:wp14="http://schemas.microsoft.com/office/word/2010/wordprocessingDrawing" xmlns:wp="http://schemas.openxmlformats.org/drawingml/2006/wordprocessingDrawing" xmlns:w10="urn:schemas-microsoft-com:office:word" xmlns:w="http://schemas.openxmlformats.org/wordprocessingml/2006/main" xmlns:w14="http://schemas.microsoft.com/office/word/2010/wordml" xmlns:w15="http://schemas.microsoft.com/office/word/2012/wordml" xmlns:w16cei="http://schemas.microsoft.com/office/word/2026/wordml/cei" xmlns:w16cex="http://schemas.microsoft.com/office/word/2018/wordml/cex" xmlns:w16cid="http://schemas.microsoft.com/office/word/2016/wordml/cid" xmlns:w16="http://schemas.microsoft.com/office/word/2018/wordml" xmlns:w16du="http://schemas.microsoft.com/office/word/2023/wordml/word16du" xmlns:w16sdtdh="http://schemas.microsoft.com/office/word/2020/wordml/sdtdatahash" xmlns:w16sdtfl="http://schemas.microsoft.com/office/word/2024/wordml/sdtformatlock" xmlns:w16se="http://schemas.microsoft.com/office/word/2015/wordml/symex" xmlns:wpg="http://schemas.microsoft.com/office/word/2010/wordprocessingGroup" xmlns:wpi="http://schemas.microsoft.com/office/word/2010/wordprocessingInk" xmlns:wne="http://schemas.microsoft.com/office/word/2006/wordml" xmlns:wps="http://schemas.microsoft.com/office/word/2010/wordprocessingShape" mc:Ignorable="w14 w15 w16se w16cid w16 w16cex w16sdtdh w16sdtfl w16du wp14">
   <w:abstractNum w:abstractNumId="0" w15:restartNumberingAfterBreak="0">
     <w:nsid w:val="007E21ED"/>
     <w:multiLevelType w:val="hybridMultilevel"/>

--- a/back/src/static/todoSilver/Política de Garantía.docx
+++ b/back/src/static/todoSilver/Política de Garantía.docx
@@ -20954,7 +20954,7 @@
           </mc:Choice>
           <mc:Fallback>
             <w:pict>
-              <v:group w14:anchorId="554B3C24" id="Group 4" o:spid="_x0000_s1026" style="width:154.6pt;height:.6pt;mso-position-horizontal-relative:char;mso-position-vertical-relative:line" coordsize="19634,76" o:gfxdata="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">
+              <v:group w14:anchorId="3F317DF0" id="Group 4" o:spid="_x0000_s1026" style="width:154.6pt;height:.6pt;mso-position-horizontal-relative:char;mso-position-vertical-relative:line" coordsize="19634,76" o:gfxdata="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">
                 <v:shape id="Graphic 5" o:spid="_x0000_s1027" style="position:absolute;top:35;width:19634;height:13;visibility:visible;mso-wrap-style:square;v-text-anchor:top" coordsize="1963420,1270" o:gfxdata="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" path="m,l1962912,e" filled="f" strokeweight=".19636mm">
                   <v:path arrowok="t"/>
                 </v:shape>
@@ -21046,7 +21046,7 @@
           </mc:Choice>
           <mc:Fallback>
             <w:pict>
-              <v:group w14:anchorId="70450476" id="Group 6" o:spid="_x0000_s1026" style="width:154.6pt;height:.6pt;mso-position-horizontal-relative:char;mso-position-vertical-relative:line" coordsize="19634,76" o:gfxdata="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">
+              <v:group w14:anchorId="4864A3A7" id="Group 6" o:spid="_x0000_s1026" style="width:154.6pt;height:.6pt;mso-position-horizontal-relative:char;mso-position-vertical-relative:line" coordsize="19634,76" o:gfxdata="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">
                 <v:shape id="Graphic 7" o:spid="_x0000_s1027" style="position:absolute;top:35;width:19634;height:13;visibility:visible;mso-wrap-style:square;v-text-anchor:top" coordsize="1963420,1270" o:gfxdata="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" path="m,l1962912,e" filled="f" strokeweight=".19636mm">
                   <v:path arrowok="t"/>
                 </v:shape>
@@ -21958,7 +21958,14 @@
                                     <w:spacing w:val="-7"/>
                                     <w:sz w:val="20"/>
                                   </w:rPr>
-                                  <w:t>XX-</w:t>
+                                  <w:t>SC</w:t>
+                                </w:r>
+                                <w:r>
+                                  <w:rPr>
+                                    <w:spacing w:val="-7"/>
+                                    <w:sz w:val="20"/>
+                                  </w:rPr>
+                                  <w:t>-</w:t>
                                 </w:r>
                                 <w:r>
                                   <w:rPr>
@@ -22329,7 +22336,14 @@
                               <w:spacing w:val="-7"/>
                               <w:sz w:val="20"/>
                             </w:rPr>
-                            <w:t>XX-</w:t>
+                            <w:t>SC</w:t>
+                          </w:r>
+                          <w:r>
+                            <w:rPr>
+                              <w:spacing w:val="-7"/>
+                              <w:sz w:val="20"/>
+                            </w:rPr>
+                            <w:t>-</w:t>
                           </w:r>
                           <w:r>
                             <w:rPr>
@@ -23779,6 +23793,56 @@
       <w:spacing w:line="272" w:lineRule="exact"/>
     </w:pPr>
   </w:style>
+  <w:style w:type="paragraph" w:styleId="Encabezado">
+    <w:name w:val="header"/>
+    <w:basedOn w:val="Normal"/>
+    <w:link w:val="EncabezadoCar"/>
+    <w:uiPriority w:val="99"/>
+    <w:unhideWhenUsed/>
+    <w:rsid w:val="00D32675"/>
+    <w:pPr>
+      <w:tabs>
+        <w:tab w:val="center" w:pos="4419"/>
+        <w:tab w:val="right" w:pos="8838"/>
+      </w:tabs>
+    </w:pPr>
+  </w:style>
+  <w:style w:type="character" w:customStyle="1" w:styleId="EncabezadoCar">
+    <w:name w:val="Encabezado Car"/>
+    <w:basedOn w:val="Fuentedeprrafopredeter"/>
+    <w:link w:val="Encabezado"/>
+    <w:uiPriority w:val="99"/>
+    <w:rsid w:val="00D32675"/>
+    <w:rPr>
+      <w:rFonts w:ascii="Trebuchet MS" w:eastAsia="Trebuchet MS" w:hAnsi="Trebuchet MS" w:cs="Trebuchet MS"/>
+      <w:lang w:val="es-ES"/>
+    </w:rPr>
+  </w:style>
+  <w:style w:type="paragraph" w:styleId="Piedepgina">
+    <w:name w:val="footer"/>
+    <w:basedOn w:val="Normal"/>
+    <w:link w:val="PiedepginaCar"/>
+    <w:uiPriority w:val="99"/>
+    <w:unhideWhenUsed/>
+    <w:rsid w:val="00D32675"/>
+    <w:pPr>
+      <w:tabs>
+        <w:tab w:val="center" w:pos="4419"/>
+        <w:tab w:val="right" w:pos="8838"/>
+      </w:tabs>
+    </w:pPr>
+  </w:style>
+  <w:style w:type="character" w:customStyle="1" w:styleId="PiedepginaCar">
+    <w:name w:val="Pie de página Car"/>
+    <w:basedOn w:val="Fuentedeprrafopredeter"/>
+    <w:link w:val="Piedepgina"/>
+    <w:uiPriority w:val="99"/>
+    <w:rsid w:val="00D32675"/>
+    <w:rPr>
+      <w:rFonts w:ascii="Trebuchet MS" w:eastAsia="Trebuchet MS" w:hAnsi="Trebuchet MS" w:cs="Trebuchet MS"/>
+      <w:lang w:val="es-ES"/>
+    </w:rPr>
+  </w:style>
 </w:styles>
 </file>
 
